--- a/examples/硕士论文格式示例.docx
+++ b/examples/硕士论文格式示例.docx
@@ -1773,7 +1773,7 @@
     </w:p>
     <w:p>
       <w:pPr>
-        <w:spacing w:before="1524000" w:after="0" w:line="300" w:lineRule="auto"/>
+        <w:spacing w:before="120" w:after="0" w:line="300" w:lineRule="auto"/>
         <w:jc w:val="center"/>
       </w:pPr>
       <w:r>
@@ -1787,7 +1787,7 @@
     </w:p>
     <w:p>
       <w:pPr>
-        <w:spacing w:before="0" w:after="1524000" w:line="300" w:lineRule="auto"/>
+        <w:spacing w:before="0" w:after="120" w:line="300" w:lineRule="auto"/>
         <w:jc w:val="center"/>
       </w:pPr>
       <w:r>
@@ -2419,7 +2419,7 @@
     </w:p>
     <w:p>
       <w:pPr>
-        <w:spacing w:before="1524000" w:after="0" w:line="300" w:lineRule="auto"/>
+        <w:spacing w:before="120" w:after="0" w:line="300" w:lineRule="auto"/>
         <w:jc w:val="center"/>
       </w:pPr>
       <w:r>
@@ -2433,7 +2433,7 @@
     </w:p>
     <w:p>
       <w:pPr>
-        <w:spacing w:before="0" w:after="1524000" w:line="300" w:lineRule="auto"/>
+        <w:spacing w:before="0" w:after="120" w:line="300" w:lineRule="auto"/>
         <w:jc w:val="center"/>
       </w:pPr>
       <w:r>
@@ -3481,7 +3481,7 @@
     </w:p>
     <w:p>
       <w:pPr>
-        <w:spacing w:before="1524000" w:after="0" w:line="300" w:lineRule="auto"/>
+        <w:spacing w:before="120" w:after="0" w:line="300" w:lineRule="auto"/>
         <w:jc w:val="center"/>
       </w:pPr>
       <w:r>
@@ -3495,7 +3495,7 @@
     </w:p>
     <w:p>
       <w:pPr>
-        <w:spacing w:before="0" w:after="1524000" w:line="300" w:lineRule="auto"/>
+        <w:spacing w:before="0" w:after="120" w:line="300" w:lineRule="auto"/>
         <w:jc w:val="center"/>
       </w:pPr>
       <w:r>
@@ -3686,7 +3686,7 @@
     </w:p>
     <w:p>
       <w:pPr>
-        <w:spacing w:before="1524000" w:after="0" w:line="300" w:lineRule="auto"/>
+        <w:spacing w:before="120" w:after="0" w:line="300" w:lineRule="auto"/>
         <w:jc w:val="center"/>
       </w:pPr>
       <w:r>
@@ -3700,7 +3700,7 @@
     </w:p>
     <w:p>
       <w:pPr>
-        <w:spacing w:before="0" w:after="1524000" w:line="300" w:lineRule="auto"/>
+        <w:spacing w:before="0" w:after="120" w:line="300" w:lineRule="auto"/>
         <w:jc w:val="center"/>
       </w:pPr>
       <w:r>
